--- a/hw1/pic.docx
+++ b/hw1/pic.docx
@@ -5,10 +5,10 @@
     <w:p>
       <w:r>
         <w:drawing>
-          <wp:inline distT="0" distB="0" distL="0" distR="0" wp14:anchorId="62DD6C07" wp14:editId="67F02181">
-            <wp:extent cx="6722110" cy="5440680"/>
-            <wp:effectExtent l="0" t="0" r="2540" b="7620"/>
-            <wp:docPr id="551303563" name="Picture 1"/>
+          <wp:inline distT="0" distB="0" distL="0" distR="0" wp14:anchorId="6CDDFEAE" wp14:editId="07A9F8DE">
+            <wp:extent cx="5274310" cy="3773805"/>
+            <wp:effectExtent l="0" t="0" r="2540" b="0"/>
+            <wp:docPr id="2053495984" name="Picture 1"/>
             <wp:cNvGraphicFramePr>
               <a:graphicFrameLocks xmlns:a="http://schemas.openxmlformats.org/drawingml/2006/main" noChangeAspect="1"/>
             </wp:cNvGraphicFramePr>
@@ -16,7 +16,7 @@
               <a:graphicData uri="http://schemas.openxmlformats.org/drawingml/2006/picture">
                 <pic:pic xmlns:pic="http://schemas.openxmlformats.org/drawingml/2006/picture">
                   <pic:nvPicPr>
-                    <pic:cNvPr id="551303563" name=""/>
+                    <pic:cNvPr id="2053495984" name=""/>
                     <pic:cNvPicPr/>
                   </pic:nvPicPr>
                   <pic:blipFill>
@@ -28,7 +28,114 @@
                   <pic:spPr>
                     <a:xfrm>
                       <a:off x="0" y="0"/>
-                      <a:ext cx="6722110" cy="5440680"/>
+                      <a:ext cx="5274310" cy="3773805"/>
+                    </a:xfrm>
+                    <a:prstGeom prst="rect">
+                      <a:avLst/>
+                    </a:prstGeom>
+                  </pic:spPr>
+                </pic:pic>
+              </a:graphicData>
+            </a:graphic>
+          </wp:inline>
+        </w:drawing>
+      </w:r>
+    </w:p>
+    <w:p/>
+    <w:p>
+      <w:r>
+        <w:drawing>
+          <wp:inline distT="0" distB="0" distL="0" distR="0" wp14:anchorId="75DDAAFE" wp14:editId="3A9F24EE">
+            <wp:extent cx="5274310" cy="3945890"/>
+            <wp:effectExtent l="0" t="0" r="2540" b="0"/>
+            <wp:docPr id="211703907" name="Picture 1" descr="A diagram of different colored dots&#10;&#10;Description automatically generated"/>
+            <wp:cNvGraphicFramePr>
+              <a:graphicFrameLocks xmlns:a="http://schemas.openxmlformats.org/drawingml/2006/main" noChangeAspect="1"/>
+            </wp:cNvGraphicFramePr>
+            <a:graphic xmlns:a="http://schemas.openxmlformats.org/drawingml/2006/main">
+              <a:graphicData uri="http://schemas.openxmlformats.org/drawingml/2006/picture">
+                <pic:pic xmlns:pic="http://schemas.openxmlformats.org/drawingml/2006/picture">
+                  <pic:nvPicPr>
+                    <pic:cNvPr id="211703907" name="Picture 1" descr="A diagram of different colored dots&#10;&#10;Description automatically generated"/>
+                    <pic:cNvPicPr/>
+                  </pic:nvPicPr>
+                  <pic:blipFill>
+                    <a:blip r:embed="rId5"/>
+                    <a:stretch>
+                      <a:fillRect/>
+                    </a:stretch>
+                  </pic:blipFill>
+                  <pic:spPr>
+                    <a:xfrm>
+                      <a:off x="0" y="0"/>
+                      <a:ext cx="5274310" cy="3945890"/>
+                    </a:xfrm>
+                    <a:prstGeom prst="rect">
+                      <a:avLst/>
+                    </a:prstGeom>
+                  </pic:spPr>
+                </pic:pic>
+              </a:graphicData>
+            </a:graphic>
+          </wp:inline>
+        </w:drawing>
+      </w:r>
+    </w:p>
+    <w:p>
+      <w:r>
+        <w:rPr>
+          <w:rFonts w:hint="eastAsia"/>
+        </w:rPr>
+        <w:t xml:space="preserve">9444 </w:t>
+      </w:r>
+      <w:proofErr w:type="spellStart"/>
+      <w:r>
+        <w:rPr>
+          <w:rFonts w:hint="eastAsia"/>
+        </w:rPr>
+        <w:t>classrun</w:t>
+      </w:r>
+      <w:proofErr w:type="spellEnd"/>
+      <w:r>
+        <w:rPr>
+          <w:rFonts w:hint="eastAsia"/>
+        </w:rPr>
+        <w:t xml:space="preserve"> -check hw1</w:t>
+      </w:r>
+    </w:p>
+    <w:p>
+      <w:pPr>
+        <w:rPr>
+          <w:rFonts w:hint="eastAsia"/>
+        </w:rPr>
+      </w:pPr>
+      <w:r>
+        <w:lastRenderedPageBreak/>
+        <w:drawing>
+          <wp:inline distT="0" distB="0" distL="0" distR="0" wp14:anchorId="74081234" wp14:editId="5A3C45A9">
+            <wp:extent cx="5274310" cy="3881755"/>
+            <wp:effectExtent l="0" t="0" r="2540" b="4445"/>
+            <wp:docPr id="71266095" name="Picture 1" descr="A diagram of different colored dots&#10;&#10;Description automatically generated"/>
+            <wp:cNvGraphicFramePr>
+              <a:graphicFrameLocks xmlns:a="http://schemas.openxmlformats.org/drawingml/2006/main" noChangeAspect="1"/>
+            </wp:cNvGraphicFramePr>
+            <a:graphic xmlns:a="http://schemas.openxmlformats.org/drawingml/2006/main">
+              <a:graphicData uri="http://schemas.openxmlformats.org/drawingml/2006/picture">
+                <pic:pic xmlns:pic="http://schemas.openxmlformats.org/drawingml/2006/picture">
+                  <pic:nvPicPr>
+                    <pic:cNvPr id="71266095" name="Picture 1" descr="A diagram of different colored dots&#10;&#10;Description automatically generated"/>
+                    <pic:cNvPicPr/>
+                  </pic:nvPicPr>
+                  <pic:blipFill>
+                    <a:blip r:embed="rId6"/>
+                    <a:stretch>
+                      <a:fillRect/>
+                    </a:stretch>
+                  </pic:blipFill>
+                  <pic:spPr>
+                    <a:xfrm>
+                      <a:off x="0" y="0"/>
+                      <a:ext cx="5274310" cy="3881755"/>
                     </a:xfrm>
                     <a:prstGeom prst="rect">
                       <a:avLst/>
@@ -653,7 +760,6 @@
   <w:style w:type="character" w:default="1" w:styleId="DefaultParagraphFont">
     <w:name w:val="Default Paragraph Font"/>
     <w:uiPriority w:val="1"/>
-    <w:semiHidden/>
     <w:unhideWhenUsed/>
   </w:style>
   <w:style w:type="table" w:default="1" w:styleId="TableNormal">
